--- a/The Dolphins' View of History/chapters/26 - The Soviet Union, Ideals and Iron.docx
+++ b/The Dolphins' View of History/chapters/26 - The Soviet Union, Ideals and Iron.docx
@@ -18,7 +18,7 @@
           <w:sz w:val="36"/>
           <w:szCs w:val="36"/>
         </w:rPr>
-        <w:t xml:space="preserve">Chapter 26: The Soviet Union, Ideals and Iron</w:t>
+        <w:t xml:space="preserve">1917–1991: The Soviet Union, Ideals and Iron</w:t>
       </w:r>
     </w:p>
     <w:p>

--- a/The Dolphins' View of History/chapters/26 - The Soviet Union, Ideals and Iron.docx
+++ b/The Dolphins' View of History/chapters/26 - The Soviet Union, Ideals and Iron.docx
@@ -42,15 +42,15 @@
         <w:spacing w:after="200"/>
       </w:pPr>
       <w:r>
-        <w:t xml:space="preserve">Vladimir Lenin's death in 1924 opened a succession struggle that Joseph Stalin won by the end of the decade, and what followed turned the idealism of 1917 into some of the deadliest state policy in this book. Forced collectivization of agriculture in the early 1930s produced famine across the Soviet Union, including the Ukrainian famine known as the Holodomor, a result of policy, not weather, killing millions.</w:t>
-      </w:r>
-    </w:p>
-    <w:p>
-      <w:pPr>
-        <w:spacing w:after="200"/>
-      </w:pPr>
-      <w:r>
-        <w:t xml:space="preserve">The purges and show trials of the later 1930s eliminated much of the Communist Party's own founding generation on fabricated charges, while the Gulag system of forced labor camps imprisoned millions more across the Soviet Union's history, a substantial fraction of whom did not survive their sentences.</w:t>
+        <w:t xml:space="preserve">Vladimir Lenin's death in 1924 opened a succession struggle that Joseph Stalin won by the end of the decade, and what followed turned the idealism of 1917 into some of the deadliest state policy in this book. Forced collectivization of agriculture in the early 1930s produced famine across the Soviet Union, killing, on most estimates, between five and eight million people, about half of them in Ukraine. The Ukrainian famine is known as the Holodomor; it was the result of policy, not weather, and whether it should be called genocide is still argued, with Ukraine and a number of other countries recognizing it as one.</w:t>
+      </w:r>
+    </w:p>
+    <w:p>
+      <w:pPr>
+        <w:spacing w:after="200"/>
+      </w:pPr>
+      <w:r>
+        <w:t xml:space="preserve">The purges and show trials of the later 1930s eliminated much of the Communist Party's own founding generation on fabricated charges, while the Gulag system of forced labor camps held, by archival counts, about eighteen million people between 1930 and 1953 alone, of whom at least 1.5 million died there.</w:t>
       </w:r>
     </w:p>
     <w:p>
@@ -66,7 +66,7 @@
         <w:spacing w:after="200"/>
       </w:pPr>
       <w:r>
-        <w:t xml:space="preserve">The scale of the camps was not widely believed outside the Soviet Union until one of their own survivors made it impossible to ignore. Aleksandr Solzhenitsyn, who had spent eight years in the Gulag himself, smuggled out and published The Gulag Archipelago in 1973, a documented account that cost him his citizenship and his country the last of its outside sympathizers.</w:t>
+        <w:t xml:space="preserve">The scale of the camps was not widely believed outside the Soviet Union until one of their own survivors made it impossible to ignore. Aleksandr Solzhenitsyn, who had spent eight years in the Gulag himself, smuggled out and published The Gulag Archipelago in 1973, a documented account that cost him his citizenship and cost the Soviet state much of what remained of its sympathy abroad.</w:t>
       </w:r>
     </w:p>
     <w:p>
@@ -122,31 +122,7 @@
           <w:i/>
           <w:iCs/>
         </w:rPr>
-        <w:t xml:space="preserve">A state built on the promise of rational, scientific progress on the people's behalf took thirty-six hours to mention to the people downwind of an exploded reactor that they might want to consider leaving.</w:t>
-      </w:r>
-    </w:p>
-    <w:p>
-      <w:pPr>
-        <w:spacing w:after="100"/>
-      </w:pPr>
-      <w:r>
-        <w:rPr>
-          <w:b/>
-          <w:bCs/>
-        </w:rPr>
-        <w:t xml:space="preserve">Dolphin verdict:</w:t>
-      </w:r>
-    </w:p>
-    <w:p>
-      <w:pPr>
-        <w:spacing w:after="200"/>
-      </w:pPr>
-      <w:r>
-        <w:rPr>
-          <w:i/>
-          <w:iCs/>
-        </w:rPr>
-        <w:t xml:space="preserve">Five case studies in this part of the book now, five different repair times, one identical warning label on the front of the box. The Soviet Union's ideals and its iron never fully separated the way they did in postwar Germany, Japan, and Italy — the correction here took until 1991, arrived from within instead of from defeat, and even then left plenty unresolved for the chapters that follow.</w:t>
+        <w:t xml:space="preserve">A state built on the promise of rational, scientific progress on the people's behalf took thirty-six hours to tell the people downwind of an exploded reactor that they should leave. The town nearest the plant, Pripyat, built for its workers and home to about fifty thousand people, has been empty ever since.</w:t>
       </w:r>
     </w:p>
     <w:sectPr>
